--- a/01_Submissao_CEP_Palmilha_PPC/Projeto_de_Pesquisa_Integra_Palmilha_Inteligente.docx
+++ b/01_Submissao_CEP_Palmilha_PPC/Projeto_de_Pesquisa_Integra_Palmilha_Inteligente.docx
@@ -63,9 +63,9 @@
           <w:rFonts w:ascii="Arial" w:hAnsi="Arial"/>
           <w:i/>
           <w:color w:val="505050"/>
-          <w:sz w:val="21"/>
+          <w:sz w:val="20"/>
         </w:rPr>
-        <w:t>ESTRUTURADO CONFORME A NORMA OPERACIONAL CNS Nº 001/2013 E RESOLUÇÃO CNS Nº 466/2012</w:t>
+        <w:t>ESTRUTURADO SEGUNDO A NORMA OPERACIONAL CNS Nº 001/2013 E RESOLUÇÃO CNS Nº 466/2012</w:t>
       </w:r>
     </w:p>
     <w:p>
@@ -76,10 +76,10 @@
         <w:rPr>
           <w:b/>
         </w:rPr>
-        <w:t xml:space="preserve">TÍTULO DO PROJETO: </w:t>
+        <w:t xml:space="preserve">TÍTULO DA PESQUISA: </w:t>
       </w:r>
       <w:r>
-        <w:t>DESENVOLVIMENTO E VALIDAÇÃO DE PALMILHA INTELIGENTE INSTRUMENTADA PARA MONITORAMENTO DE PRESSÃO PLANTAR, TEMPERATURA E UMIDADE: PROVA DE CONCEITO COM BAROPODOMETRIA NA POLICLÍNICA PIQUET CARNEIRO</w:t>
+        <w:t>ARQUITETURA DE BAIXO CUSTO PARA MONITORAMENTO PREVENTIVO DO PÉ DIABÉTICO: CALIBRAÇÃO COM BAROPODÔMETRO E PROVA DE CONCEITO NA POLICLÍNICA PIQUET CARNEIRO</w:t>
         <w:br/>
         <w:br/>
       </w:r>
@@ -90,17 +90,17 @@
         <w:t xml:space="preserve">PESQUISADOR PRINCIPAL (MESTRANDO): </w:t>
       </w:r>
       <w:r>
-        <w:t>[Nome Completo do Aluno]</w:t>
+        <w:t>Chrysthian Chrisley Tadeu Santos Silva</w:t>
         <w:br/>
       </w:r>
       <w:r>
         <w:rPr>
           <w:b/>
         </w:rPr>
-        <w:t xml:space="preserve">ORIENTADOR / PESQUISADOR RESPONSÁVEL: </w:t>
+        <w:t xml:space="preserve">ORIENTADORA / PESQUISADORA RESPONSÁVEL: </w:t>
       </w:r>
       <w:r>
-        <w:t>[Nome Completo do Orientador]</w:t>
+        <w:t>Prof.ª Dra. Rosa Maria Esteves Moreira da Costa</w:t>
         <w:br/>
       </w:r>
       <w:r>
@@ -110,14 +110,14 @@
         <w:t xml:space="preserve">INSTITUIÇÃO PROPONENTE: </w:t>
       </w:r>
       <w:r>
-        <w:t>Universidade do Estado do Rio de Janeiro (UERJ) – Faculdade de Ciências Médicas / PPG em Telessaúde e Saúde Digital</w:t>
+        <w:t>Universidade do Estado do Rio de Janeiro (UERJ) – Faculdade de Ciências Médicas / Programa de Pós-Graduação em Telessaúde e Saúde Digital (PPGTSD)</w:t>
         <w:br/>
       </w:r>
       <w:r>
         <w:rPr>
           <w:b/>
         </w:rPr>
-        <w:t xml:space="preserve">INSTITUIÇÃO COPARTICIPANTE / LOCAL DE COLETA: </w:t>
+        <w:t xml:space="preserve">INSTITUIÇÃO COPARTICIPANTE / LOCAL DE CAMPO: </w:t>
       </w:r>
       <w:r>
         <w:t>Policlínica Piquet Carneiro (PPC/UERJ) – Setor de Baropodometria / Serviço de Fisioterapia</w:t>
@@ -130,7 +130,7 @@
         <w:t xml:space="preserve">ÁREA DE CONHECIMENTO: </w:t>
       </w:r>
       <w:r>
-        <w:t>Ciências da Saúde / Saúde Coletiva / Telessaúde e Engenharia Biomédica</w:t>
+        <w:t>Saúde Coletiva / Telessaúde / Saúde Digital e Engenharia Biomédica</w:t>
       </w:r>
     </w:p>
     <w:p>
@@ -151,7 +151,7 @@
         <w:jc w:val="both"/>
       </w:pPr>
       <w:r>
-        <w:t>A avaliação quantitativa das pressões plantares e das variáveis microclimáticas (temperatura e umidade) no interior do calçado é de fundamental relevância clínica na prevenção de complicações neuromusculares e vasculares, com destaque para a neuropatia diabética e distúrbios da marcha. No entanto, os equipamentos padrão-ouro laboratoriais, como as plataformas de baropodometria, apresentam alto custo de aquisição e restrição física ao ambiente clínico estático. O presente estudo objetiva desenvolver, calibrar e validar funcionalmente um protótipo de palmilha inteligente instrumentada com 3 sensores de pressão plantar piezorresistivos, 1 sensor de temperatura e 1 sensor de umidade relativa, conduzindo ensaios de prova de conceito comparativos com a plataforma de baropodometria na Policlínica Piquet Carneiro (PPC/UERJ). Trata-se de estudo transversal, observacional e de desenvolvimento tecnológico em saúde digital com 3 a 5 voluntários adultos. Serão analisadas a acurácia, correlação de Pearson/Spearman, erro quadrático médio (RMSE) e usabilidade ergonômica. O projeto cumpre integralmente os preceitos éticos da Resolução CNS nº 466/2012, prevendo riscos mínimos, medidas rígidas de assepsia e obtenção do Termo de Consentimento Livre e Esclarecido (TCLE), promovendo inovação em tecnologias vestíveis assistivas de baixo custo para o SUS.</w:t>
+        <w:t>O acompanhamento preventivo do pé diabético no Sistema Único de Saúde (SUS) enfrenta desafios cruciais: a esporadicidade das consultas clínicas tradicionais e o custo proibitivo dos sistemas comerciais de baropodometria e palmilhas laboratoriais. Este projeto propõe e valida uma arquitetura vestível de baixo custo (R$ 337,65 por pé (R$ 675,30 o par)) baseada no microcontrolador Wemos Lolin D32 (ESP32 ESP-WROOM-32, 240MHz, 16MB Flash, 8MB PSRAM, slot MicroSD/TF e peso de 7,5g), 3 sensores piezorresistivos de pressão plantar FSR 402, 1 sensor digital de temperatura e umidade DHT22, alimentada por bateria plana de Polímero de Lítio (LiPo 3.7V 600mAh com conector polarizado JST PH 2.0mm) e conectada via Bluetooth Low Energy (BLE) ao aplicativo móvel 'Monitor do Pé'. A camada analítica incorpora um modelo preditivo baseado em Random Forest para estimativa precoce de risco de ulceração plantar. Para transpor a viabilidade técnica de bancada em evidência biomecânica e clínica, este estudo visa calibrar as leituras analógicas do Lolin D32 com o baropodômetro padrão-ouro da Policlínica Piquet Carneiro (PPC/UERJ) e executar ensaio piloto de prova de conceito com 3 a 5 voluntários adultos portadores de Diabetes Mellitus tipo 2. A pesquisa cumpre estritamente a Resolução CNS nº 466/2012, oferecendo riscos mínimos mitigados por rígidos protocolos de biossegurança, design ergonômico ultraleve e supervisão presencial, com obtenção voluntária de TCLE e isenção total de custos institucionais.</w:t>
       </w:r>
     </w:p>
     <w:p>
@@ -172,10 +172,10 @@
         <w:jc w:val="both"/>
       </w:pPr>
       <w:r>
-        <w:t>O avanço da Internet das Coisas Médicas (IoMT - Internet of Medical Things) e dos dispositivos vestíveis (wearables) tem revolucionado a medicina preventiva, o telemonitoramento e a reabilitação física. No âmbito da biomecânica do membro inferior, a sobrecarga de pressão em áreas focais da planta do pé associada a elevações de temperatura e umidade constitui o principal fator de risco para a formação de úlceras neuropáticas, calosidades e falhas na distribuição de carga na marcha.</w:t>
+        <w:t>O Diabetes Mellitus representa um dos mais graves desafios contemporâneos de saúde pública. No Brasil, o número crescente de pessoas acometidas é acompanhado pela incidência severa de complicações crônicas micro e macrovasculares, com destaque para a Neuropatia Periférica Diabética (NPD), presente em até 50% dos pacientes de longa data. A perda da sensibilidade protetora dolorosa e proprioceptiva impede que o indivíduo perceba traumas contínuos e picos de pressão plantar anômalos durante a locomoção diária, culminando na formação de úlceras e, em estágios avançados, em amputações de membros inferiores.</w:t>
         <w:br/>
         <w:br/>
-        <w:t>Embora a baropodometria computadorizada seja amplamente reconhecida como exame padrão-ouro, sua utilização fica circunscrita ao espaço físico de consultórios e clínicas especializadas. O desenvolvimento de palmilhas inteligentes de baixo custo viabiliza a transposição dessa capacidade diagnóstica para o acompanhamento contínuo e remoto do paciente no mundo real. A Policlínica Piquet Carneiro (PPC/UERJ) representa o ambiente universitário e ambulatorial de excelência para a condução desta prova de conceito, permitindo parametrizar e equiparar os dados captados pelo protótipo diretamente contra o equipamento de baropodometria já consolidado na rotina do serviço.</w:t>
+        <w:t>Além da hiperpressão mecânica, a temperatura plantar elevada sinaliza processos inflamatórios teciduais subclínicos, e a umidade relativa acumulada no interior do calçado — frequentemente negligenciada pela literatura científica — atua acelerando a maceração epidérmica e propiciando infecções secundárias. Apesar da eficácia diagnóstica da baropodometria computadorizada, seus custos impedem a universalização na Atenção Primária à Saúde. O desenvolvimento de uma palmilha inteligente instrumentada de baixo custo (R$ 337,65 por pé (R$ 675,30 o par)), baseada no microcontrolador Wemos Lolin D32 (7,5g) e bateria LiPo de 600mAh com conector JST PH 2.0mm, integrada a algoritmos de Inteligência Artificial (Random Forest) e operada no ecossistema de Telessaúde e Saúde Digital, oferece uma resposta transformadora para o SUS. A Policlínica Piquet Carneiro (PPC/UERJ) oferece o ambiente acadêmico e assistencial ideal para calibrar os sensores e demonstrar a viabilidade clínica do protótipo frente ao padrão-ouro.</w:t>
       </w:r>
     </w:p>
     <w:p>
@@ -187,7 +187,7 @@
           <w:b/>
           <w:color w:val="143264"/>
         </w:rPr>
-        <w:t>2. OBJETIVOS</w:t>
+        <w:t>2. HIPÓTESES E OBJETIVOS</w:t>
       </w:r>
     </w:p>
     <w:p>
@@ -196,22 +196,27 @@
         <w:jc w:val="both"/>
       </w:pPr>
       <w:r>
-        <w:t>2.1. Objetivo Geral:</w:t>
+        <w:t>2.1. Hipótese Científica:</w:t>
         <w:br/>
-        <w:t>Desenvolver, calibrar e validar funcionalmente uma palmilha inteligente instrumentada com sensores de pressão, temperatura e umidade, comparando suas medições estáticas e dinâmicas aos parâmetros obtidos pela plataforma de baropodometria na Policlínica Piquet Carneiro (PPC/UERJ).</w:t>
+        <w:t>Uma arquitetura vestível compacta e de baixo custo baseada no microcontrolador Wemos Lolin D32, bateria LiPo 600mAh e sensores FSR 402 e DHT22 é capaz de apresentar correlação estatística significativa com a plataforma de baropodometria convencional, viabilizando o monitoramento preventivo ergonômico, seguro e contínuo do pé diabético no ambiente do SUS.</w:t>
         <w:br/>
         <w:br/>
-        <w:t>2.2. Objetivos Específicos:</w:t>
+        <w:t>2.2. Objetivo Geral:</w:t>
         <w:br/>
-        <w:t>• Parametrizar a leitura dos 3 sensores de pressão (antepé, mediopé e retropé), do sensor térmico e do sensor de umidade em ensaios de bancada;</w:t>
+        <w:t>Projetar, calibrar e validar funcionalmente uma arquitetura de baixo custo para monitoramento preventivo do pé diabético através de palmilha inteligente instrumentada e modelo preditivo baseado em Random Forest, realizando ensaios comparativos de calibração e prova de conceito na Policlínica Piquet Carneiro (PPC/UERJ).</w:t>
         <w:br/>
-        <w:t>• Estabelecer a sincronização e correlação espacial dos picos de pressão entre a palmilha inteligente e a baropodometria da PPC;</w:t>
         <w:br/>
-        <w:t>• Executar a prova de conceito com 3 a 5 voluntários adultos em tarefas de ortostase estática e marcha dinâmica curta;</w:t>
+        <w:t>2.3. Objetivos Específicos:</w:t>
         <w:br/>
-        <w:t>• Avaliar a usabilidade, o conforto percebido e a estabilidade do calçado instrumentado;</w:t>
+        <w:t>• Parametrizar a resposta estática e dinâmica dos sensores FSR 402 e DHT22 no Wemos Lolin D32 com filtro de média móvel no firmware;</w:t>
         <w:br/>
-        <w:t>• Estruturar um pipeline de dados aplicável ao ecossistema de Telessaúde e Saúde Digital do SUS.</w:t>
+        <w:t>• Realizar a calibração cruzada com o baropodômetro da PPC para correlacionar leituras de ADC (0 a 4095) com grandezas em kPa;</w:t>
+        <w:br/>
+        <w:t>• Executar a prova de conceito com 3 a 5 voluntários adultos com Diabetes Mellitus tipo 2 em ortostase e marcha curta;</w:t>
+        <w:br/>
+        <w:t>• Avaliar a estabilidade da transmissão BLE com o app 'Monitor do Pé', a redundância de dados no cartão MicroSD da placa e o conforto percebido;</w:t>
+        <w:br/>
+        <w:t>• Estruturar a base de dados para treinamento e refinamento do modelo preditivo Random Forest.</w:t>
       </w:r>
     </w:p>
     <w:p>
@@ -232,46 +237,46 @@
         <w:jc w:val="both"/>
       </w:pPr>
       <w:r>
-        <w:t>3.1. Delineamento do Estudo:</w:t>
+        <w:t>3.1. Delineamento:</w:t>
         <w:br/>
-        <w:t>Estudo observacional, transversal e de desenvolvimento tecnológico biomédico / prova de conceito.</w:t>
+        <w:t>Estudo observacional, transversal e de desenvolvimento tecnológico em saúde digital com ensaio piloto de prova de conceito.</w:t>
         <w:br/>
         <w:br/>
         <w:t>3.2. População e Amostra:</w:t>
         <w:br/>
-        <w:t>Amostra de conveniência composta por 3 a 5 participantes voluntários adultos (idade entre 18 e 60 anos), selecionados de forma voluntária no âmbito da comunidade universitária e ambulatorial da PPC/UERJ.</w:t>
+        <w:t>Amostra por conveniência composta por 3 a 5 voluntários adultos portadores de Diabetes Mellitus tipo 2, atendidos ou vinculados à comunidade universitária da Policlínica Piquet Carneiro (PPC/UERJ).</w:t>
         <w:br/>
         <w:br/>
         <w:t>3.3. Critérios de Inclusão:</w:t>
         <w:br/>
-        <w:t>• Indivíduos de ambos os sexos, com idade ≥ 18 anos;</w:t>
+        <w:t>• Pacientes com diagnóstico confirmado de Diabetes Mellitus tipo 2;</w:t>
         <w:br/>
-        <w:t>• Capacidade de deambulação autônoma, sem necessidade de dispositivos de marcha (bengalas, muletas ou andadores);</w:t>
+        <w:t>• Idade ≥ 18 anos, de ambos os sexos;</w:t>
         <w:br/>
-        <w:t>• Calçado compatível com a numeração do protótipo (38 a 41 BR);</w:t>
+        <w:t>• Marcha autônoma preservada (sem dependência contínua de órteses de locomoção);</w:t>
         <w:br/>
-        <w:t>• Concordância formal e assinatura do TCLE.</w:t>
+        <w:t>• Calçado com numeração compatível com o protótipo (38 a 41 BR);</w:t>
+        <w:br/>
+        <w:t>• Assinatura voluntária do Termo de Consentimento Livre e Esclarecido (TCLE).</w:t>
         <w:br/>
         <w:br/>
         <w:t>3.4. Critérios de Exclusão:</w:t>
         <w:br/>
-        <w:t>• Presença de lesões ulceradas ativas, fissuras exsudativas ou feridas abertas na região plantar;</w:t>
+        <w:t>• Presença de úlceras ativas abertas, fissuras exsudativas ou infecções cutâneas agudas na região plantar;</w:t>
         <w:br/>
-        <w:t>• Amputações prévias parciais ou totais nos membros inferiores;</w:t>
+        <w:t>• Amputações prévias maiores ou deformidades osteoarticulares severas que impeçam a permanência em ortostase por 5 minutos;</w:t>
         <w:br/>
-        <w:t>• Dor articular aguda ou deformidades ósseas graves que impeçam a marcha ortostática por 5 minutos;</w:t>
-        <w:br/>
-        <w:t>• Alergia ou hipersensibilidade cutânea a materiais poliméricos ou látex.</w:t>
+        <w:t>• Histórico de hipersensibilidade de contato a materiais poliméricos ou látex.</w:t>
         <w:br/>
         <w:br/>
-        <w:t>3.5. Arquitetura da Palmilha Inteligente:</w:t>
+        <w:t>3.5. Componentes Tecnológicos e Arquitetura de Hardware:</w:t>
         <w:br/>
-        <w:t>O protótipo é composto por substrato polimérico flexível e hipoalergênico contendo: 3 sensores de pressão piezorresistivos calibrados para faixas de 0 a 500 kPa; 1 sensor digital de temperatura de alta precisão (resolução de 0,1ºC); 1 sensor capacitivo de umidade relativa (0 a 100%); microcontrolador de ultra-baixo consumo com módulo Bluetooth Low Energy (BLE); e bateria selada recarregável de polímero de lítio (3,7V, 150 mAh), dotada de módulo de proteção contra sobrecarga, curto-circuito e elevação de temperatura.</w:t>
+        <w:t>O sistema utiliza a arquitetura refinada com especificações avançadas de portabilidade: palmilha com espessura de 30 mm contendo 3 sensores piezorresistivos FSR 402 nas zonas de maior estresse (antepé e retropé); sensor digital de temperatura e umidade DHT22; placa microcontroladora Wemos Lolin D32 V1 (baseada no ESP32 ESP-WROOM-32, clock de 240MHz, 16MB Flash, 8MB PSRAM, slot TF/MicroSD para backup local de dados, dimensões de 65x25,4mm e peso de apenas 7,5g); alimentação por bateria plana de Polímero de Lítio (LiPo 3.7V 600mAh) conectada via conector polarizado JST PH 2.0mm com circuito de recarga integrado de até 500mA; aplicativo móvel 'Monitor do Pé' em HTML5/JS com mapa anatômico colorido e alertas sonoros/visuais via Bluetooth Low Energy (BLE).</w:t>
         <w:br/>
         <w:br/>
-        <w:t>3.6. Protocolo Experimental na PPC:</w:t>
+        <w:t>3.6. Protocolo Experimental e Biossegurança na PPC:</w:t>
         <w:br/>
-        <w:t>Os testes serão conduzidos no laboratório de baropodometria da PPC/UERJ. Cada participante calçará meia protetora descartável e o calçado instrumentado. Serão realizados 3 ensaios estáticos de 10 segundos sobre a esteira de baropodometria e 3 passadas dinâmicas sobre a plataforma. Os dados da palmilha serão transmitidos via telemetria e sincronizados temporalmente com os registros do software da esteira.</w:t>
+        <w:t>Os testes ocorrerão no setor de baropodometria da PPC. O voluntário calçará meia descartável estéril e calçado com a palmilha. Serão executados 3 ensaios estáticos de 10 segundos e 3 passadas dinâmicas sobre a esteira de pressão. A desinfecção com álcool 70% é realizada antes e após cada teste. As leituras sincronizadas do baropodômetro e da palmilha serão salvas em arquivos CSV codificados.</w:t>
       </w:r>
     </w:p>
     <w:p>
@@ -283,7 +288,7 @@
           <w:b/>
           <w:color w:val="143264"/>
         </w:rPr>
-        <w:t>4. ASPECTOS ÉTICOS (RESOLUÇÕES CNS 466/2012 E 510/2016)</w:t>
+        <w:t>4. ASPECTOS ÉTICOS (RESOLUÇÃO CNS Nº 466/2012)</w:t>
       </w:r>
     </w:p>
     <w:p>
@@ -292,25 +297,25 @@
         <w:jc w:val="both"/>
       </w:pPr>
       <w:r>
-        <w:t>4.1. Análise de Riscos e Medidas Mitigadoras:</w:t>
+        <w:t>4.1. Avaliação e Mitigação de Riscos:</w:t>
         <w:br/>
-        <w:t>• Risco Mecânico / Queda: Mínimo. O participante caminhará em linha reta, em piso antiderrapante, sendo assistido continuamente pelo pesquisador ao seu lado.</w:t>
+        <w:t>• Risco Mecânico / Queda: Classificado como MÍNIMO. A marcha é de curtíssimo percurso, em superfície plana antiderrapante, com o pesquisador ao lado para suporte físico imediato. A extrema leveza do conjunto Lolin D32 + LiPo 600mAh (&lt; 25g) não altera o padrão cinemático da marcha.</w:t>
         <w:br/>
-        <w:t>• Risco Elétrico / Térmico: Nulo ou imperceptível. O sistema opera em tensão contínua segura de 3,7V, com potência elétrica insignificante, isolamento impermeável de poliuretano e corte térmico automático.</w:t>
+        <w:t>• Risco Elétrico / Térmico: NULO. A bateria LiPo de 3,7V e 600mAh possui conector JST PH 2.0mm com polaridade garantida e circuito integrado de proteção térmica e de sobrecorrente, operando em corrente contínua de baixíssima voltagem com isolamento total.</w:t>
         <w:br/>
-        <w:t>• Risco Biológico / Contaminação Cruzada: Prevenido com desinfecção total da palmilha com álcool 70% entre os voluntários e uso obrigatório de meias descartáveis de uso único.</w:t>
+        <w:t>• Risco Biológico: Eliminado pelo uso de barreiras mecânicas descartáveis (meias de uso único) e assepsia integral com álcool 70% entre voluntários.</w:t>
         <w:br/>
-        <w:t>• Quebra de Confidencialidade: Mitigado pela codificação numérica dos voluntários (VOL-01 a VOL-05), sem arquivamento de nomes na base de dados telemétrica.</w:t>
+        <w:t>• Sigilo e Confidencialidade: Proteção assegurada pela Lei Geral de Proteção de Dados (LGPD). Os voluntários serão designados apenas por códigos (VOL-01 a VOL-05), sem exposição de dados nominais.</w:t>
         <w:br/>
         <w:br/>
         <w:t>4.2. Benefícios:</w:t>
         <w:br/>
-        <w:t>Geração de evidência científica para criação de soluções vestíveis de saúde digital voltadas ao SUS, permitindo futuro monitoramento domiciliar de marcha.</w:t>
+        <w:t>Geração de evidência científica inédita para validação de dispositivos vestíveis de saúde digital no SUS, fundamentando o modelo Random Forest para detecção precoce de complicações no pé diabético.</w:t>
         <w:br/>
         <w:br/>
-        <w:t>4.3. Consentimento:</w:t>
+        <w:t>4.3. Termo de Consentimento:</w:t>
         <w:br/>
-        <w:t>Obtenção prévia do TCLE em duas vias originais, de forma totalmente voluntária e esclarecida.</w:t>
+        <w:t>Obtenção do TCLE em duas vias originais, assegurando pleno esclarecimento, direito de recusa sem qualquer ônus e garantia de ressarcimento/indenização.</w:t>
       </w:r>
     </w:p>
     <w:p>
@@ -331,17 +336,17 @@
         <w:jc w:val="both"/>
       </w:pPr>
       <w:r>
-        <w:t>O cronograma assegura rigorosamente que nenhuma atividade com voluntários ocorrerá antes da aprovação final do CEP/HUPE:</w:t>
+        <w:t>O cronograma foi estritamente planejado para que nenhuma atividade de campo com seres humanos ocorra antes da aprovação final pelo CEP/HUPE:</w:t>
         <w:br/>
-        <w:t>• Mês 1 (Setembro/2026): Calibração técnica de bancada e estruturação documental do projeto;</w:t>
+        <w:t>• Setembro/2026: Conclusão da qualificação de mestrado e consolidação dos testes de bancada do protótipo com Wemos Lolin D32 e LiPo 600mAh;</w:t>
         <w:br/>
-        <w:t>• Mês 2 (Outubro/2026): Submissão do protocolo na Plataforma Brasil e apreciação pelo CEP/HUPE (Reunião de 15/10/2026);</w:t>
+        <w:t>• Outubro/2026: Submissão do protocolo na Plataforma Brasil (prazo limite de 05/10/2026 para reunião de 15/10/2026 do CEP/HUPE);</w:t>
         <w:br/>
-        <w:t>• Mês 3 (Novembro/2026): Obtenção do parecer de aprovação e parametrização final de software na PPC;</w:t>
+        <w:t>• Novembro/2026: Obtenção do parecer de aprovação ética consubstanciado do CEP/HUPE e parametrização na PPC;</w:t>
         <w:br/>
-        <w:t>• Mês 4 (Dezembro/2026 a Janeiro/2027): Recrutamento dos voluntários, assinatura do TCLE e coleta experimental comparativa na PPC;</w:t>
+        <w:t>• Dezembro/2026 a Janeiro/2027: Recrutamento, coleta comparativa com baropodômetro e prova de conceito com os voluntários na PPC;</w:t>
         <w:br/>
-        <w:t>• Mês 5 (Fevereiro/2027): Análise estatística dos dados, processamento de sinais e redação do relatório final de pesquisa / dissertação.</w:t>
+        <w:t>• Fevereiro/2027: Análise estatística, refinamento do modelo preditivo Random Forest e redação da dissertação final.</w:t>
       </w:r>
     </w:p>
     <w:p>
@@ -353,7 +358,7 @@
           <w:b/>
           <w:color w:val="143264"/>
         </w:rPr>
-        <w:t>6. ORÇAMENTO FINANCEIRO DETALHADO</w:t>
+        <w:t>6. ORÇAMENTO FINANCEIRO E ISENÇÃO DE CUSTOS</w:t>
       </w:r>
     </w:p>
     <w:p>
@@ -362,7 +367,7 @@
         <w:jc w:val="both"/>
       </w:pPr>
       <w:r>
-        <w:t>O projeto tem orçamento estimado em R$ 850,00 (oitocentos e cinquenta reais), integralmente custeado pelo pesquisador principal discente, compreendendo componentes eletrônicos, placas protótipo, baterias, álcool 70%, meias descartáveis e material de escritório, NÃO GERANDO QUALQUER ÔNUS FINANCEIRO OU CONSUMO DE RECURSOS DA UERJ, DA PPC OU DO SUS.</w:t>
+        <w:t>O projeto tem orçamento global estimado em R$ 850,00, englobando a confecção da palmilha (R$ 337,65 por pé (R$ 675,30 o par)), insumos de proteção individual, álcool 70% e material de escritório. Todos os custos são integralmente assumidos pelo pesquisador discente (Chrysthian Chrisley Tadeu Santos Silva), NÃO GERANDO QUALQUER ÔNUS FINANCEIRO PARA A UERJ, PARA A PPC OU PARA O SUS.</w:t>
       </w:r>
     </w:p>
     <w:p>
@@ -383,15 +388,19 @@
         <w:jc w:val="both"/>
       </w:pPr>
       <w:r>
-        <w:t>1. BRASIL. Ministério da Saúde. Conselho Nacional de Saúde. Resolução nº 466, de 12 de dezembro de 2012. Diretrizes e normas regulamentadoras de pesquisas envolvendo seres humanos. Diário Oficial da União, 2013.</w:t>
+        <w:t>1. BRASIL. Ministério da Saúde. Conselho Nacional de Saúde. Resolução nº 466, de 12 de dezembro de 2012. Diário Oficial da União, Brasília, 2013.</w:t>
         <w:br/>
-        <w:t>2. BRASIL. Ministério da Saúde. Conselho Nacional de Saúde. Norma Operacional nº 001/2013. Procedimentos para submissão de protocolos de pesquisa no Sistema CEP/CONEP. Brasília, 2013.</w:t>
+        <w:t>2. BRASIL. Ministério da Saúde. Conselho Nacional de Saúde. Norma Operacional nº 001/2013. Sistema CEP/CONEP. Brasília, 2013.</w:t>
         <w:br/>
         <w:t>3. ARMSTRONG, D. G. et al. Diabetic foot ulcers and their recurrence. The New England Journal of Medicine, v. 376, n. 24, p. 2367-2375, 2017.</w:t>
         <w:br/>
-        <w:t>4. RAZAK, A. H. et al. Foot plantar pressure measurement system: A review. Sensors, v. 12, n. 7, p. 9884-9912, 2012.</w:t>
+        <w:t>4. BORGES, L. E. Monitoramento da temperatura dos pés de pacientes diabéticos através de termometria cutânea. Tese (Doutorado) – Universidade de São Paulo, 2023.</w:t>
         <w:br/>
-        <w:t>5. WANG, L. et al. Wearable sensor systems for gait analysis: a review. IEEE Sensors Journal, v. 20, n. 13, p. 6808-6823, 2020.</w:t>
+        <w:t>5. KHANDAKAR, A. et al. A machine learning-based smart insole for early detection of diabetic foot ulcer. Sensors, v. 22, n. 19, p. 7183, 2022.</w:t>
+        <w:br/>
+        <w:t>6. KOSAJI, M. et al. Influence of in-shoe humidity on skin barrier function in diabetic neuropathy. Journal of Diabetes Science and Technology, 2025.</w:t>
+        <w:br/>
+        <w:t>7. NOUMAN, M.; RAHMAN, M. Wearable insole for continuous plantar pressure and gait assessment. IEEE Transactions on Biomedical Circuits and Systems, 2025.</w:t>
       </w:r>
     </w:p>
     <w:sectPr>

--- a/01_Submissao_CEP_Palmilha_PPC/Projeto_de_Pesquisa_Integra_Palmilha_Inteligente.docx
+++ b/01_Submissao_CEP_Palmilha_PPC/Projeto_de_Pesquisa_Integra_Palmilha_Inteligente.docx
@@ -151,7 +151,7 @@
         <w:jc w:val="both"/>
       </w:pPr>
       <w:r>
-        <w:t>O acompanhamento preventivo do pé diabético no Sistema Único de Saúde (SUS) enfrenta desafios cruciais: a esporadicidade das consultas clínicas tradicionais e o custo proibitivo dos sistemas comerciais de baropodometria e palmilhas laboratoriais. Este projeto propõe e valida uma arquitetura vestível de baixo custo (R$ 337,65 por pé (R$ 675,30 o par)) baseada no microcontrolador Wemos Lolin D32 (ESP32 ESP-WROOM-32, 240MHz, 16MB Flash, 8MB PSRAM, slot MicroSD/TF e peso de 7,5g), 3 sensores piezorresistivos de pressão plantar FSR 402, 1 sensor digital de temperatura e umidade DHT22, alimentada por bateria plana de Polímero de Lítio (LiPo 3.7V 600mAh com conector polarizado JST PH 2.0mm) e conectada via Bluetooth Low Energy (BLE) ao aplicativo móvel 'Monitor do Pé'. A camada analítica incorpora um modelo preditivo baseado em Random Forest para estimativa precoce de risco de ulceração plantar. Para transpor a viabilidade técnica de bancada em evidência biomecânica e clínica, este estudo visa calibrar as leituras analógicas do Lolin D32 com o baropodômetro padrão-ouro da Policlínica Piquet Carneiro (PPC/UERJ) e executar ensaio piloto de prova de conceito com 3 a 5 voluntários adultos portadores de Diabetes Mellitus tipo 2. A pesquisa cumpre estritamente a Resolução CNS nº 466/2012, oferecendo riscos mínimos mitigados por rígidos protocolos de biossegurança, design ergonômico ultraleve e supervisão presencial, com obtenção voluntária de TCLE e isenção total de custos institucionais.</w:t>
+        <w:t>O acompanhamento preventivo do pé diabético no Sistema Único de Saúde (SUS) enfrenta desafios cruciais: a esporadicidade das consultas clínicas tradicionais e o custo proibitivo dos sistemas comerciais de baropodometria e palmilhas laboratoriais. Este projeto propõe e valida uma arquitetura vestível de baixo custo (R$ 337,65 por pé (R$ 675,30 o par)) baseada no microcontrolador Wemos Lolin D32 (ESP32 ESP-WROOM-32, 240MHz, 16MB Flash, 8MB PSRAM, slot MicroSD/TF e peso de 7,5g), 3 sensores piezorresistivos de pressão plantar FSR 402, 1 sensor digital de alta precisão Sensirion SHT31-D (comunicação I2C, resolução de ±0,3°C de temperatura e ±2% de umidade relativa), alimentada por bateria plana de Polímero de Lítio (LiPo 3.7V 600mAh com conector polarizado JST PH 2.0mm) e conectada via Bluetooth Low Energy (BLE) ao aplicativo móvel 'Monitor do Pé'. A camada analítica incorpora um modelo preditivo baseado em Random Forest para estimativa precoce de risco de ulceração plantar. Para transpor a viabilidade técnica de bancada em evidência biomecânica e clínica, este estudo visa calibrar as leituras analógicas do Lolin D32 com o baropodômetro padrão-ouro da Policlínica Piquet Carneiro (PPC/UERJ) e executar ensaio piloto de prova de conceito com 3 a 5 voluntários adultos portadores de Diabetes Mellitus tipo 2. A pesquisa cumpre estritamente a Resolução CNS nº 466/2012, oferecendo riscos mínimos mitigados por rígidos protocolos de biossegurança, design ergonômico e ultraleve, com obtenção voluntária de TCLE e isenção total de custos institucionais.</w:t>
       </w:r>
     </w:p>
     <w:p>
@@ -175,7 +175,7 @@
         <w:t>O Diabetes Mellitus representa um dos mais graves desafios contemporâneos de saúde pública. No Brasil, o número crescente de pessoas acometidas é acompanhado pela incidência severa de complicações crônicas micro e macrovasculares, com destaque para a Neuropatia Periférica Diabética (NPD), presente em até 50% dos pacientes de longa data. A perda da sensibilidade protetora dolorosa e proprioceptiva impede que o indivíduo perceba traumas contínuos e picos de pressão plantar anômalos durante a locomoção diária, culminando na formação de úlceras e, em estágios avançados, em amputações de membros inferiores.</w:t>
         <w:br/>
         <w:br/>
-        <w:t>Além da hiperpressão mecânica, a temperatura plantar elevada sinaliza processos inflamatórios teciduais subclínicos, e a umidade relativa acumulada no interior do calçado — frequentemente negligenciada pela literatura científica — atua acelerando a maceração epidérmica e propiciando infecções secundárias. Apesar da eficácia diagnóstica da baropodometria computadorizada, seus custos impedem a universalização na Atenção Primária à Saúde. O desenvolvimento de uma palmilha inteligente instrumentada de baixo custo (R$ 337,65 por pé (R$ 675,30 o par)), baseada no microcontrolador Wemos Lolin D32 (7,5g) e bateria LiPo de 600mAh com conector JST PH 2.0mm, integrada a algoritmos de Inteligência Artificial (Random Forest) e operada no ecossistema de Telessaúde e Saúde Digital, oferece uma resposta transformadora para o SUS. A Policlínica Piquet Carneiro (PPC/UERJ) oferece o ambiente acadêmico e assistencial ideal para calibrar os sensores e demonstrar a viabilidade clínica do protótipo frente ao padrão-ouro.</w:t>
+        <w:t>Além da hiperpressão mecânica, a elevação da temperatura plantar sinaliza processos inflamatórios teciduais subclínicos (assimetrias &gt; 2,2°C indicam risco iminente de lesão), enquanto a umidade relativa acumulada no interior do calçado atua acelerando a maceração epidérmica e propiciando infecções bacterianas e fúngicas secundárias. Para capturar essas variáveis com confiabilidade clínica e formato minimamente invasivo, a substituição de sensores analógicos ou de baixa precisão pelo sensor digital Sensirion SHT31-D (com verdadeira interface I2C, precisão de ±0,3°C e ±2% UR, e perfil ultraplano) representa um salto de qualidade metrológica e ergonômica. Integrado à placa Wemos Lolin D32 (7,5g) e alimentado por bateria LiPo de 600mAh com conector JST PH 2.0mm, o sistema viabiliza uma solução de baixo custo (R$ 337,65 por pé (R$ 675,30 o par)) perfeitamente alinhada às necessidades do SUS. A Policlínica Piquet Carneiro (PPC/UERJ) oferece o ambiente acadêmico e assistencial ideal para calibrar os sensores e demonstrar a viabilidade clínica do protótipo frente ao padrão-ouro da baropodometria.</w:t>
       </w:r>
     </w:p>
     <w:p>
@@ -198,7 +198,7 @@
       <w:r>
         <w:t>2.1. Hipótese Científica:</w:t>
         <w:br/>
-        <w:t>Uma arquitetura vestível compacta e de baixo custo baseada no microcontrolador Wemos Lolin D32, bateria LiPo 600mAh e sensores FSR 402 e DHT22 é capaz de apresentar correlação estatística significativa com a plataforma de baropodometria convencional, viabilizando o monitoramento preventivo ergonômico, seguro e contínuo do pé diabético no ambiente do SUS.</w:t>
+        <w:t>Uma arquitetura vestível compacta e de baixo custo baseada no microcontrolador Wemos Lolin D32, bateria LiPo 600mAh, sensores FSR 402 e sensor digital I2C Sensirion SHT31-D é capaz de apresentar correlação estatística significativa com a plataforma de baropodometria convencional, viabilizando o monitoramento preventivo ergonômico, seguro e contínuo do pé diabético no ambiente do SUS.</w:t>
         <w:br/>
         <w:br/>
         <w:t>2.2. Objetivo Geral:</w:t>
@@ -208,15 +208,15 @@
         <w:br/>
         <w:t>2.3. Objetivos Específicos:</w:t>
         <w:br/>
-        <w:t>• Parametrizar a resposta estática e dinâmica dos sensores FSR 402 e DHT22 no Wemos Lolin D32 com filtro de média móvel no firmware;</w:t>
+        <w:t>• Parametrizar a resposta estática e dinâmica dos sensores FSR 402 e do sensor Sensirion SHT31-D (I2C) no Wemos Lolin D32 com firmware otimizado;</w:t>
         <w:br/>
         <w:t>• Realizar a calibração cruzada com o baropodômetro da PPC para correlacionar leituras de ADC (0 a 4095) com grandezas em kPa;</w:t>
         <w:br/>
         <w:t>• Executar a prova de conceito com 3 a 5 voluntários adultos com Diabetes Mellitus tipo 2 em ortostase e marcha curta;</w:t>
         <w:br/>
-        <w:t>• Avaliar a estabilidade da transmissão BLE com o app 'Monitor do Pé', a redundância de dados no cartão MicroSD da placa e o conforto percebido;</w:t>
+        <w:t>• Avaliar a estabilidade da transmissão BLE com o app 'Monitor do Pé', o backup de dados no cartão MicroSD e o conforto ergonômico do SHT31-D;</w:t>
         <w:br/>
-        <w:t>• Estruturar a base de dados para treinamento e refinamento do modelo preditivo Random Forest.</w:t>
+        <w:t>• Estruturar a base de dados clínicos e sensoriais para treinamento e refinamento do modelo preditivo Random Forest.</w:t>
       </w:r>
     </w:p>
     <w:p>
@@ -271,7 +271,7 @@
         <w:br/>
         <w:t>3.5. Componentes Tecnológicos e Arquitetura de Hardware:</w:t>
         <w:br/>
-        <w:t>O sistema utiliza a arquitetura refinada com especificações avançadas de portabilidade: palmilha com espessura de 30 mm contendo 3 sensores piezorresistivos FSR 402 nas zonas de maior estresse (antepé e retropé); sensor digital de temperatura e umidade DHT22; placa microcontroladora Wemos Lolin D32 V1 (baseada no ESP32 ESP-WROOM-32, clock de 240MHz, 16MB Flash, 8MB PSRAM, slot TF/MicroSD para backup local de dados, dimensões de 65x25,4mm e peso de apenas 7,5g); alimentação por bateria plana de Polímero de Lítio (LiPo 3.7V 600mAh) conectada via conector polarizado JST PH 2.0mm com circuito de recarga integrado de até 500mA; aplicativo móvel 'Monitor do Pé' em HTML5/JS com mapa anatômico colorido e alertas sonoros/visuais via Bluetooth Low Energy (BLE).</w:t>
+        <w:t>O sistema utiliza hardware refinado com alto padrão metrológico: palmilha polimérica de 30 mm contendo 3 sensores piezorresistivos FSR 402 nas zonas de maior estresse (antepé e retropé); sensor digital de temperatura e umidade Sensirion SHT31-D, conectado por barramento I2C aos pinos SDA/SCL com pull-ups nativos de 10k, alimentado a 3.3V com precisão de ±0,3°C e ±2% UR e espessura milimétrica que não gera relevo plantar; placa microcontroladora Wemos Lolin D32 V1 (baseada no ESP32 ESP-WROOM-32, clock de 240MHz, 16MB Flash, 8MB PSRAM, slot TF/MicroSD para backup local de dados, dimensões de 65x25,4mm e peso de apenas 7,5g); alimentação por bateria plana de Polímero de Lítio (LiPo 3.7V 600mAh) conectada via conector polarizado JST PH 2.0mm com circuito de recarga integrado de até 500mA; aplicativo móvel 'Monitor do Pé' em HTML5/JS com mapa anatômico colorido e alertas sonoros/visuais via Bluetooth Low Energy (BLE).</w:t>
         <w:br/>
         <w:br/>
         <w:t>3.6. Protocolo Experimental e Biossegurança na PPC:</w:t>
@@ -299,7 +299,7 @@
       <w:r>
         <w:t>4.1. Avaliação e Mitigação de Riscos:</w:t>
         <w:br/>
-        <w:t>• Risco Mecânico / Queda: Classificado como MÍNIMO. A marcha é de curtíssimo percurso, em superfície plana antiderrapante, com o pesquisador ao lado para suporte físico imediato. A extrema leveza do conjunto Lolin D32 + LiPo 600mAh (&lt; 25g) não altera o padrão cinemático da marcha.</w:t>
+        <w:t>• Risco Mecânico / Queda: Classificado como MÍNIMO. A marcha é de curtíssimo percurso, em superfície plana antiderrapante, com o pesquisador ao lado para suporte físico imediato. A extrema leveza do conjunto Lolin D32 + LiPo 600mAh (&lt; 25g) e o perfil ultraplano do sensor SHT31-D não causam atrito nem alteram o padrão cinemático da marcha.</w:t>
         <w:br/>
         <w:t>• Risco Elétrico / Térmico: NULO. A bateria LiPo de 3,7V e 600mAh possui conector JST PH 2.0mm com polaridade garantida e circuito integrado de proteção térmica e de sobrecorrente, operando em corrente contínua de baixíssima voltagem com isolamento total.</w:t>
         <w:br/>
@@ -338,7 +338,7 @@
       <w:r>
         <w:t>O cronograma foi estritamente planejado para que nenhuma atividade de campo com seres humanos ocorra antes da aprovação final pelo CEP/HUPE:</w:t>
         <w:br/>
-        <w:t>• Setembro/2026: Conclusão da qualificação de mestrado e consolidação dos testes de bancada do protótipo com Wemos Lolin D32 e LiPo 600mAh;</w:t>
+        <w:t>• Setembro/2026: Conclusão da qualificação de mestrado e consolidação dos testes de bancada do protótipo com Wemos Lolin D32, LiPo 600mAh e Sensirion SHT31-D;</w:t>
         <w:br/>
         <w:t>• Outubro/2026: Submissão do protocolo na Plataforma Brasil (prazo limite de 05/10/2026 para reunião de 15/10/2026 do CEP/HUPE);</w:t>
         <w:br/>
@@ -401,6 +401,8 @@
         <w:t>6. KOSAJI, M. et al. Influence of in-shoe humidity on skin barrier function in diabetic neuropathy. Journal of Diabetes Science and Technology, 2025.</w:t>
         <w:br/>
         <w:t>7. NOUMAN, M.; RAHMAN, M. Wearable insole for continuous plantar pressure and gait assessment. IEEE Transactions on Biomedical Circuits and Systems, 2025.</w:t>
+        <w:br/>
+        <w:t>8. SENSIRION. Datasheet SHT3x-DIS: Humidity and Temperature Sensor. Stäfa: Sensirion AG, 2021.</w:t>
       </w:r>
     </w:p>
     <w:sectPr>
